--- a/static/media/4.to_trinh_ktr_giai_the_HT.docx
+++ b/static/media/4.to_trinh_ktr_giai_the_HT.docx
@@ -1830,21 +1830,7 @@
           <w:color w:val="auto"/>
           <w:lang w:val="nl-NL"/>
         </w:rPr>
-        <w:t>dự kiến</w:t>
-      </w:r>
-      <w:r>
-        <w:rPr>
-          <w:color w:val="auto"/>
-          <w:lang w:val="nl-NL"/>
-        </w:rPr>
-        <w:t xml:space="preserve"> từ ngày </w:t>
-      </w:r>
-      <w:r>
-        <w:rPr>
-          <w:color w:val="auto"/>
-          <w:lang w:val="nl-NL"/>
-        </w:rPr>
-        <w:t>&lt;ngay_ktra&gt;</w:t>
+        <w:t>kể từ ngày công bố Quyết định kiểm tra</w:t>
       </w:r>
       <w:r>
         <w:rPr>
@@ -2021,7 +2007,7 @@
           <w:b/>
           <w:lang w:val="nl-NL"/>
         </w:rPr>
-        <w:t xml:space="preserve">Ý KIẾN LÃNH ĐẠO </w:t>
+        <w:t xml:space="preserve">LÃNH ĐẠO </w:t>
       </w:r>
       <w:r>
         <w:rPr>
